--- a/templates/CV_template.docx
+++ b/templates/CV_template.docx
@@ -3,12 +3,12 @@
 <w:document xmlns:wpc="http://schemas.microsoft.com/office/word/2010/wordprocessingCanvas" xmlns:cx="http://schemas.microsoft.com/office/drawing/2014/chartex" xmlns:cx1="http://schemas.microsoft.com/office/drawing/2015/9/8/chartex" xmlns:cx2="http://schemas.microsoft.com/office/drawing/2015/10/21/chartex" xmlns:cx3="http://schemas.microsoft.com/office/drawing/2016/5/9/chartex" xmlns:cx4="http://schemas.microsoft.com/office/drawing/2016/5/10/chartex" xmlns:cx5="http://schemas.microsoft.com/office/drawing/2016/5/11/chartex" xmlns:cx6="http://schemas.microsoft.com/office/drawing/2016/5/12/chartex" xmlns:cx7="http://schemas.microsoft.com/office/drawing/2016/5/13/chartex" xmlns:cx8="http://schemas.microsoft.com/office/drawing/2016/5/14/chartex" xmlns:mc="http://schemas.openxmlformats.org/markup-compatibility/2006" xmlns:aink="http://schemas.microsoft.com/office/drawing/2016/ink" xmlns:am3d="http://schemas.microsoft.com/office/drawing/2017/model3d" xmlns:o="urn:schemas-microsoft-com:office:office" xmlns:oel="http://schemas.microsoft.com/office/2019/extlst" xmlns:r="http://schemas.openxmlformats.org/officeDocument/2006/relationships" xmlns:m="http://schemas.openxmlformats.org/officeDocument/2006/math" xmlns:v="urn:schemas-microsoft-com:vml" xmlns:wp14="http://schemas.microsoft.com/office/word/2010/wordprocessingDrawing" xmlns:wp="http://schemas.openxmlformats.org/drawingml/2006/wordprocessingDrawing" xmlns:w10="urn:schemas-microsoft-com:office:word" xmlns:w="http://schemas.openxmlformats.org/wordprocessingml/2006/main" xmlns:w14="http://schemas.microsoft.com/office/word/2010/wordml" xmlns:w15="http://schemas.microsoft.com/office/word/2012/wordml" xmlns:w16cex="http://schemas.microsoft.com/office/word/2018/wordml/cex" xmlns:w16cid="http://schemas.microsoft.com/office/word/2016/wordml/cid" xmlns:w16="http://schemas.microsoft.com/office/word/2018/wordml" xmlns:w16sdtdh="http://schemas.microsoft.com/office/word/2020/wordml/sdtdatahash" xmlns:w16se="http://schemas.microsoft.com/office/word/2015/wordml/symex" xmlns:wpg="http://schemas.microsoft.com/office/word/2010/wordprocessingGroup" xmlns:wpi="http://schemas.microsoft.com/office/word/2010/wordprocessingInk" xmlns:wne="http://schemas.microsoft.com/office/word/2006/wordml" xmlns:wps="http://schemas.microsoft.com/office/word/2010/wordprocessingShape" mc:Ignorable="w14 w15 w16se w16cid w16 w16cex w16sdtdh wp14">
   <w:body>
     <w:sectPr>
-      <w:headerReference w:type="even" r:id="rId32"/>
-      <w:headerReference w:type="default" r:id="rId33"/>
-      <w:footerReference w:type="even" r:id="rId34"/>
-      <w:footerReference w:type="default" r:id="rId35"/>
-      <w:headerReference w:type="first" r:id="rId36"/>
-      <w:footerReference w:type="first" r:id="rId37"/>
+      <w:headerReference w:type="even" r:id="rId27"/>
+      <w:headerReference w:type="default" r:id="rId28"/>
+      <w:footerReference w:type="even" r:id="rId29"/>
+      <w:footerReference w:type="default" r:id="rId30"/>
+      <w:headerReference w:type="first" r:id="rId31"/>
+      <w:footerReference w:type="first" r:id="rId32"/>
       <w:pgSz w:w="12240" w:h="15840"/>
       <w:pgMar w:top="720" w:right="720" w:bottom="720" w:left="720" w:header="720" w:footer="720" w:gutter="0"/>
       <w:cols w:space="720"/>
@@ -799,119 +799,6 @@
     </w:lvl>
   </w:abstractNum>
   <w:abstractNum w:abstractNumId="1" w15:restartNumberingAfterBreak="0">
-    <w:nsid w:val="243B2AE9"/>
-    <w:multiLevelType w:val="hybridMultilevel"/>
-    <w:tmpl w:val="DACC813E"/>
-    <w:lvl w:ilvl="0" w:tplc="10090001">
-      <w:start w:val="1"/>
-      <w:numFmt w:val="bullet"/>
-      <w:lvlText w:val=""/>
-      <w:lvlJc w:val="left"/>
-      <w:pPr>
-        <w:ind w:left="360" w:hanging="360"/>
-      </w:pPr>
-      <w:rPr>
-        <w:rFonts w:ascii="Symbol" w:hAnsi="Symbol" w:hint="default"/>
-      </w:rPr>
-    </w:lvl>
-    <w:lvl w:ilvl="1" w:tplc="10090003" w:tentative="1">
-      <w:start w:val="1"/>
-      <w:numFmt w:val="bullet"/>
-      <w:lvlText w:val="o"/>
-      <w:lvlJc w:val="left"/>
-      <w:pPr>
-        <w:ind w:left="1080" w:hanging="360"/>
-      </w:pPr>
-      <w:rPr>
-        <w:rFonts w:ascii="Courier New" w:hAnsi="Courier New" w:cs="Courier New" w:hint="default"/>
-      </w:rPr>
-    </w:lvl>
-    <w:lvl w:ilvl="2" w:tplc="10090005" w:tentative="1">
-      <w:start w:val="1"/>
-      <w:numFmt w:val="bullet"/>
-      <w:lvlText w:val=""/>
-      <w:lvlJc w:val="left"/>
-      <w:pPr>
-        <w:ind w:left="1800" w:hanging="360"/>
-      </w:pPr>
-      <w:rPr>
-        <w:rFonts w:ascii="Wingdings" w:hAnsi="Wingdings" w:hint="default"/>
-      </w:rPr>
-    </w:lvl>
-    <w:lvl w:ilvl="3" w:tplc="10090001" w:tentative="1">
-      <w:start w:val="1"/>
-      <w:numFmt w:val="bullet"/>
-      <w:lvlText w:val=""/>
-      <w:lvlJc w:val="left"/>
-      <w:pPr>
-        <w:ind w:left="2520" w:hanging="360"/>
-      </w:pPr>
-      <w:rPr>
-        <w:rFonts w:ascii="Symbol" w:hAnsi="Symbol" w:hint="default"/>
-      </w:rPr>
-    </w:lvl>
-    <w:lvl w:ilvl="4" w:tplc="10090003" w:tentative="1">
-      <w:start w:val="1"/>
-      <w:numFmt w:val="bullet"/>
-      <w:lvlText w:val="o"/>
-      <w:lvlJc w:val="left"/>
-      <w:pPr>
-        <w:ind w:left="3240" w:hanging="360"/>
-      </w:pPr>
-      <w:rPr>
-        <w:rFonts w:ascii="Courier New" w:hAnsi="Courier New" w:cs="Courier New" w:hint="default"/>
-      </w:rPr>
-    </w:lvl>
-    <w:lvl w:ilvl="5" w:tplc="10090005" w:tentative="1">
-      <w:start w:val="1"/>
-      <w:numFmt w:val="bullet"/>
-      <w:lvlText w:val=""/>
-      <w:lvlJc w:val="left"/>
-      <w:pPr>
-        <w:ind w:left="3960" w:hanging="360"/>
-      </w:pPr>
-      <w:rPr>
-        <w:rFonts w:ascii="Wingdings" w:hAnsi="Wingdings" w:hint="default"/>
-      </w:rPr>
-    </w:lvl>
-    <w:lvl w:ilvl="6" w:tplc="10090001" w:tentative="1">
-      <w:start w:val="1"/>
-      <w:numFmt w:val="bullet"/>
-      <w:lvlText w:val=""/>
-      <w:lvlJc w:val="left"/>
-      <w:pPr>
-        <w:ind w:left="4680" w:hanging="360"/>
-      </w:pPr>
-      <w:rPr>
-        <w:rFonts w:ascii="Symbol" w:hAnsi="Symbol" w:hint="default"/>
-      </w:rPr>
-    </w:lvl>
-    <w:lvl w:ilvl="7" w:tplc="10090003" w:tentative="1">
-      <w:start w:val="1"/>
-      <w:numFmt w:val="bullet"/>
-      <w:lvlText w:val="o"/>
-      <w:lvlJc w:val="left"/>
-      <w:pPr>
-        <w:ind w:left="5400" w:hanging="360"/>
-      </w:pPr>
-      <w:rPr>
-        <w:rFonts w:ascii="Courier New" w:hAnsi="Courier New" w:cs="Courier New" w:hint="default"/>
-      </w:rPr>
-    </w:lvl>
-    <w:lvl w:ilvl="8" w:tplc="10090005" w:tentative="1">
-      <w:start w:val="1"/>
-      <w:numFmt w:val="bullet"/>
-      <w:lvlText w:val=""/>
-      <w:lvlJc w:val="left"/>
-      <w:pPr>
-        <w:ind w:left="6120" w:hanging="360"/>
-      </w:pPr>
-      <w:rPr>
-        <w:rFonts w:ascii="Wingdings" w:hAnsi="Wingdings" w:hint="default"/>
-      </w:rPr>
-    </w:lvl>
-  </w:abstractNum>
-  <w:abstractNum w:abstractNumId="2" w15:restartNumberingAfterBreak="0">
     <w:nsid w:val="2BA931EA"/>
     <w:multiLevelType w:val="hybridMultilevel"/>
     <w:tmpl w:val="45F087EE"/>
@@ -1024,7 +911,7 @@
       </w:rPr>
     </w:lvl>
   </w:abstractNum>
-  <w:abstractNum w:abstractNumId="3" w15:restartNumberingAfterBreak="0">
+  <w:abstractNum w:abstractNumId="2" w15:restartNumberingAfterBreak="0">
     <w:nsid w:val="314D1D76"/>
     <w:multiLevelType w:val="hybridMultilevel"/>
     <w:tmpl w:val="FB9C1610"/>
@@ -1137,7 +1024,7 @@
       </w:rPr>
     </w:lvl>
   </w:abstractNum>
-  <w:abstractNum w:abstractNumId="4" w15:restartNumberingAfterBreak="0">
+  <w:abstractNum w:abstractNumId="3" w15:restartNumberingAfterBreak="0">
     <w:nsid w:val="31CE7192"/>
     <w:multiLevelType w:val="hybridMultilevel"/>
     <w:tmpl w:val="5B04237C"/>
@@ -1250,7 +1137,7 @@
       </w:rPr>
     </w:lvl>
   </w:abstractNum>
-  <w:abstractNum w:abstractNumId="5" w15:restartNumberingAfterBreak="0">
+  <w:abstractNum w:abstractNumId="4" w15:restartNumberingAfterBreak="0">
     <w:nsid w:val="34B30441"/>
     <w:multiLevelType w:val="hybridMultilevel"/>
     <w:tmpl w:val="C498B602"/>
@@ -1363,7 +1250,7 @@
       </w:rPr>
     </w:lvl>
   </w:abstractNum>
-  <w:abstractNum w:abstractNumId="6" w15:restartNumberingAfterBreak="0">
+  <w:abstractNum w:abstractNumId="5" w15:restartNumberingAfterBreak="0">
     <w:nsid w:val="38C81621"/>
     <w:multiLevelType w:val="hybridMultilevel"/>
     <w:tmpl w:val="3EA6E0C2"/>
@@ -1477,24 +1364,21 @@
     </w:lvl>
   </w:abstractNum>
   <w:num w:numId="1" w16cid:durableId="548339809">
-    <w:abstractNumId w:val="3"/>
+    <w:abstractNumId w:val="2"/>
   </w:num>
   <w:num w:numId="2" w16cid:durableId="731076864">
     <w:abstractNumId w:val="0"/>
   </w:num>
   <w:num w:numId="3" w16cid:durableId="510416535">
+    <w:abstractNumId w:val="3"/>
+  </w:num>
+  <w:num w:numId="4" w16cid:durableId="1092052012">
+    <w:abstractNumId w:val="5"/>
+  </w:num>
+  <w:num w:numId="5" w16cid:durableId="1887990892">
     <w:abstractNumId w:val="4"/>
   </w:num>
-  <w:num w:numId="4" w16cid:durableId="1092052012">
-    <w:abstractNumId w:val="6"/>
-  </w:num>
-  <w:num w:numId="5" w16cid:durableId="1887990892">
-    <w:abstractNumId w:val="5"/>
-  </w:num>
   <w:num w:numId="6" w16cid:durableId="564798266">
-    <w:abstractNumId w:val="2"/>
-  </w:num>
-  <w:num w:numId="7" w16cid:durableId="370038620">
     <w:abstractNumId w:val="1"/>
   </w:num>
 </w:numbering>
@@ -2102,7 +1986,6 @@
   <w:style w:type="character" w:default="1" w:styleId="DefaultParagraphFont">
     <w:name w:val="Default Paragraph Font"/>
     <w:uiPriority w:val="1"/>
-    <w:semiHidden/>
     <w:unhideWhenUsed/>
   </w:style>
   <w:style w:type="table" w:default="1" w:styleId="TableNormal">
@@ -2536,74 +2419,6 @@
     <w:rPr>
       <w:color w:val="96607D" w:themeColor="followedHyperlink"/>
       <w:u w:val="single"/>
-    </w:rPr>
-  </w:style>
-  <w:style w:type="character" w:styleId="CommentReference">
-    <w:name w:val="annotation reference"/>
-    <w:basedOn w:val="DefaultParagraphFont"/>
-    <w:uiPriority w:val="99"/>
-    <w:semiHidden/>
-    <w:unhideWhenUsed/>
-    <w:rsid w:val="003766C0"/>
-    <w:rPr>
-      <w:sz w:val="16"/>
-      <w:szCs w:val="16"/>
-    </w:rPr>
-  </w:style>
-  <w:style w:type="paragraph" w:styleId="CommentText">
-    <w:name w:val="annotation text"/>
-    <w:basedOn w:val="Normal"/>
-    <w:link w:val="CommentTextChar"/>
-    <w:uiPriority w:val="99"/>
-    <w:semiHidden/>
-    <w:unhideWhenUsed/>
-    <w:rsid w:val="003766C0"/>
-    <w:pPr>
-      <w:spacing w:line="240" w:lineRule="auto"/>
-    </w:pPr>
-    <w:rPr>
-      <w:sz w:val="20"/>
-      <w:szCs w:val="20"/>
-    </w:rPr>
-  </w:style>
-  <w:style w:type="character" w:customStyle="1" w:styleId="CommentTextChar">
-    <w:name w:val="Comment Text Char"/>
-    <w:basedOn w:val="DefaultParagraphFont"/>
-    <w:link w:val="CommentText"/>
-    <w:uiPriority w:val="99"/>
-    <w:semiHidden/>
-    <w:rsid w:val="003766C0"/>
-    <w:rPr>
-      <w:sz w:val="20"/>
-      <w:szCs w:val="20"/>
-    </w:rPr>
-  </w:style>
-  <w:style w:type="paragraph" w:styleId="CommentSubject">
-    <w:name w:val="annotation subject"/>
-    <w:basedOn w:val="CommentText"/>
-    <w:next w:val="CommentText"/>
-    <w:link w:val="CommentSubjectChar"/>
-    <w:uiPriority w:val="99"/>
-    <w:semiHidden/>
-    <w:unhideWhenUsed/>
-    <w:rsid w:val="003766C0"/>
-    <w:rPr>
-      <w:b/>
-      <w:bCs/>
-    </w:rPr>
-  </w:style>
-  <w:style w:type="character" w:customStyle="1" w:styleId="CommentSubjectChar">
-    <w:name w:val="Comment Subject Char"/>
-    <w:basedOn w:val="CommentTextChar"/>
-    <w:link w:val="CommentSubject"/>
-    <w:uiPriority w:val="99"/>
-    <w:semiHidden/>
-    <w:rsid w:val="003766C0"/>
-    <w:rPr>
-      <w:b/>
-      <w:bCs/>
-      <w:sz w:val="20"/>
-      <w:szCs w:val="20"/>
     </w:rPr>
   </w:style>
 </w:styles>
@@ -2905,7 +2720,7 @@
 </file>
 
 <file path=customXml/item1.xml><?xml version="1.0" encoding="utf-8"?>
-<root/>
+<b:Sources xmlns:b="http://schemas.openxmlformats.org/officeDocument/2006/bibliography" xmlns="http://schemas.openxmlformats.org/officeDocument/2006/bibliography" SelectedStyle="\APASixthEditionOfficeOnline.xsl" StyleName="APA" Version="6"/>
 </file>
 
 <file path=customXml/itemProps1.xml><?xml version="1.0" encoding="utf-8"?>
